--- a/Buoi7/Bai1_3.docx
+++ b/Buoi7/Bai1_3.docx
@@ -3,32 +3,66 @@
 <w:document xmlns:wpc="http://schemas.microsoft.com/office/word/2010/wordprocessingCanvas" xmlns:cx="http://schemas.microsoft.com/office/drawing/2014/chartex" xmlns:cx1="http://schemas.microsoft.com/office/drawing/2015/9/8/chartex" xmlns:cx2="http://schemas.microsoft.com/office/drawing/2015/10/21/chartex" xmlns:cx3="http://schemas.microsoft.com/office/drawing/2016/5/9/chartex" xmlns:cx4="http://schemas.microsoft.com/office/drawing/2016/5/10/chartex" xmlns:cx5="http://schemas.microsoft.com/office/drawing/2016/5/11/chartex" xmlns:cx6="http://schemas.microsoft.com/office/drawing/2016/5/12/chartex" xmlns:cx7="http://schemas.microsoft.com/office/drawing/2016/5/13/chartex" xmlns:cx8="http://schemas.microsoft.com/office/drawing/2016/5/14/chartex" xmlns:mc="http://schemas.openxmlformats.org/markup-compatibility/2006" xmlns:aink="http://schemas.microsoft.com/office/drawing/2016/ink" xmlns:am3d="http://schemas.microsoft.com/office/drawing/2017/model3d" xmlns:o="urn:schemas-microsoft-com:office:office" xmlns:oel="http://schemas.microsoft.com/office/2019/extlst" xmlns:r="http://schemas.openxmlformats.org/officeDocument/2006/relationships" xmlns:m="http://schemas.openxmlformats.org/officeDocument/2006/math" xmlns:v="urn:schemas-microsoft-com:vml" xmlns:wp14="http://schemas.microsoft.com/office/word/2010/wordprocessingDrawing" xmlns:wp="http://schemas.openxmlformats.org/drawingml/2006/wordprocessingDrawing" xmlns:w10="urn:schemas-microsoft-com:office:word" xmlns:w="http://schemas.openxmlformats.org/wordprocessingml/2006/main" xmlns:w14="http://schemas.microsoft.com/office/word/2010/wordml" xmlns:w15="http://schemas.microsoft.com/office/word/2012/wordml" xmlns:w16cex="http://schemas.microsoft.com/office/word/2018/wordml/cex" xmlns:w16cid="http://schemas.microsoft.com/office/word/2016/wordml/cid" xmlns:w16="http://schemas.microsoft.com/office/word/2018/wordml" xmlns:w16du="http://schemas.microsoft.com/office/word/2023/wordml/word16du" xmlns:w16sdtdh="http://schemas.microsoft.com/office/word/2020/wordml/sdtdatahash" xmlns:w16sdtfl="http://schemas.microsoft.com/office/word/2024/wordml/sdtformatlock" xmlns:w16se="http://schemas.microsoft.com/office/word/2015/wordml/symex" xmlns:wpg="http://schemas.microsoft.com/office/word/2010/wordprocessingGroup" xmlns:wpi="http://schemas.microsoft.com/office/word/2010/wordprocessingInk" xmlns:wne="http://schemas.microsoft.com/office/word/2006/wordml" xmlns:wps="http://schemas.microsoft.com/office/word/2010/wordprocessingShape" mc:Ignorable="w14 w15 w16se w16cid w16 w16cex w16sdtdh w16sdtfl w16du wp14">
   <w:body>
     <w:p>
-      <w:proofErr w:type="spellStart"/>
-      <w:r>
+      <w:pPr>
+        <w:rPr>
+          <w:b/>
+          <w:bCs/>
+        </w:rPr>
+      </w:pPr>
+      <w:proofErr w:type="spellStart"/>
+      <w:r>
+        <w:rPr>
+          <w:b/>
+          <w:bCs/>
+        </w:rPr>
         <w:t>Sơ</w:t>
       </w:r>
       <w:proofErr w:type="spellEnd"/>
       <w:r>
-        <w:t xml:space="preserve"> </w:t>
-      </w:r>
-      <w:proofErr w:type="spellStart"/>
-      <w:r>
+        <w:rPr>
+          <w:b/>
+          <w:bCs/>
+        </w:rPr>
+        <w:t xml:space="preserve"> </w:t>
+      </w:r>
+      <w:proofErr w:type="spellStart"/>
+      <w:r>
+        <w:rPr>
+          <w:b/>
+          <w:bCs/>
+        </w:rPr>
         <w:t>đồ</w:t>
       </w:r>
       <w:proofErr w:type="spellEnd"/>
       <w:r>
-        <w:t xml:space="preserve"> </w:t>
-      </w:r>
-      <w:proofErr w:type="spellStart"/>
-      <w:r>
+        <w:rPr>
+          <w:b/>
+          <w:bCs/>
+        </w:rPr>
+        <w:t xml:space="preserve"> </w:t>
+      </w:r>
+      <w:proofErr w:type="spellStart"/>
+      <w:r>
+        <w:rPr>
+          <w:b/>
+          <w:bCs/>
+        </w:rPr>
         <w:t>trạng</w:t>
       </w:r>
       <w:proofErr w:type="spellEnd"/>
       <w:r>
-        <w:t xml:space="preserve"> </w:t>
-      </w:r>
-      <w:proofErr w:type="spellStart"/>
-      <w:r>
+        <w:rPr>
+          <w:b/>
+          <w:bCs/>
+        </w:rPr>
+        <w:t xml:space="preserve"> </w:t>
+      </w:r>
+      <w:proofErr w:type="spellStart"/>
+      <w:r>
+        <w:rPr>
+          <w:b/>
+          <w:bCs/>
+        </w:rPr>
         <w:t>thái</w:t>
       </w:r>
       <w:proofErr w:type="spellEnd"/>
@@ -38,6 +72,9 @@
         <w:jc w:val="center"/>
       </w:pPr>
       <w:r>
+        <w:rPr>
+          <w:noProof/>
+        </w:rPr>
         <w:drawing>
           <wp:inline distT="0" distB="0" distL="0" distR="0">
             <wp:extent cx="5549900" cy="7011372"/>
@@ -91,6 +128,7 @@
       </w:r>
     </w:p>
     <w:p/>
+    <w:p/>
     <w:p>
       <w:pPr>
         <w:rPr>
@@ -104,6 +142,7 @@
           <w:b/>
           <w:bCs/>
         </w:rPr>
+        <w:lastRenderedPageBreak/>
         <w:t>Bảng</w:t>
       </w:r>
       <w:proofErr w:type="spellEnd"/>
@@ -113,102 +152,6 @@
           <w:bCs/>
         </w:rPr>
         <w:t xml:space="preserve"> Test Case </w:t>
-      </w:r>
-      <w:proofErr w:type="spellStart"/>
-      <w:r>
-        <w:rPr>
-          <w:b/>
-          <w:bCs/>
-        </w:rPr>
-        <w:t>Kiểm</w:t>
-      </w:r>
-      <w:proofErr w:type="spellEnd"/>
-      <w:r>
-        <w:rPr>
-          <w:b/>
-          <w:bCs/>
-        </w:rPr>
-        <w:t xml:space="preserve"> </w:t>
-      </w:r>
-      <w:proofErr w:type="spellStart"/>
-      <w:r>
-        <w:rPr>
-          <w:b/>
-          <w:bCs/>
-        </w:rPr>
-        <w:t>Thử</w:t>
-      </w:r>
-      <w:proofErr w:type="spellEnd"/>
-      <w:r>
-        <w:rPr>
-          <w:b/>
-          <w:bCs/>
-        </w:rPr>
-        <w:t xml:space="preserve"> </w:t>
-      </w:r>
-      <w:proofErr w:type="spellStart"/>
-      <w:r>
-        <w:rPr>
-          <w:b/>
-          <w:bCs/>
-        </w:rPr>
-        <w:t>Chuyển</w:t>
-      </w:r>
-      <w:proofErr w:type="spellEnd"/>
-      <w:r>
-        <w:rPr>
-          <w:b/>
-          <w:bCs/>
-        </w:rPr>
-        <w:t xml:space="preserve"> </w:t>
-      </w:r>
-      <w:proofErr w:type="spellStart"/>
-      <w:r>
-        <w:rPr>
-          <w:b/>
-          <w:bCs/>
-        </w:rPr>
-        <w:t>Trạng</w:t>
-      </w:r>
-      <w:proofErr w:type="spellEnd"/>
-      <w:r>
-        <w:rPr>
-          <w:b/>
-          <w:bCs/>
-        </w:rPr>
-        <w:t xml:space="preserve"> Thái - </w:t>
-      </w:r>
-      <w:proofErr w:type="spellStart"/>
-      <w:r>
-        <w:rPr>
-          <w:b/>
-          <w:bCs/>
-        </w:rPr>
-        <w:t>Yêu</w:t>
-      </w:r>
-      <w:proofErr w:type="spellEnd"/>
-      <w:r>
-        <w:rPr>
-          <w:b/>
-          <w:bCs/>
-        </w:rPr>
-        <w:t xml:space="preserve"> </w:t>
-      </w:r>
-      <w:proofErr w:type="spellStart"/>
-      <w:r>
-        <w:rPr>
-          <w:b/>
-          <w:bCs/>
-        </w:rPr>
-        <w:t>cầu</w:t>
-      </w:r>
-      <w:proofErr w:type="spellEnd"/>
-      <w:r>
-        <w:rPr>
-          <w:b/>
-          <w:bCs/>
-        </w:rPr>
-        <w:t xml:space="preserve"> 1.3.2</w:t>
       </w:r>
     </w:p>
     <w:tbl>
@@ -241,7 +184,6 @@
                 <w:b/>
                 <w:bCs/>
               </w:rPr>
-              <w:lastRenderedPageBreak/>
               <w:t>TC ID</w:t>
             </w:r>
           </w:p>
@@ -1285,15 +1227,18 @@
             </w:r>
             <w:proofErr w:type="spellStart"/>
             <w:r>
-              <w:t>Không</w:t>
-            </w:r>
-            <w:proofErr w:type="spellEnd"/>
-            <w:r>
-              <w:t xml:space="preserve"> </w:t>
-            </w:r>
-            <w:proofErr w:type="spellStart"/>
+              <w:t>Khôn</w:t>
+            </w:r>
             <w:r>
               <w:lastRenderedPageBreak/>
+              <w:t>g</w:t>
+            </w:r>
+            <w:proofErr w:type="spellEnd"/>
+            <w:r>
+              <w:t xml:space="preserve"> </w:t>
+            </w:r>
+            <w:proofErr w:type="spellStart"/>
+            <w:r>
               <w:t>thanh</w:t>
             </w:r>
             <w:proofErr w:type="spellEnd"/>
@@ -1356,7 +1301,11 @@
             </w:r>
             <w:proofErr w:type="spellEnd"/>
             <w:r>
-              <w:t xml:space="preserve"> = 31 </w:t>
+              <w:t xml:space="preserve"> </w:t>
+            </w:r>
+            <w:r>
+              <w:lastRenderedPageBreak/>
+              <w:t xml:space="preserve">= 31 </w:t>
             </w:r>
             <w:proofErr w:type="spellStart"/>
             <w:r>
@@ -1376,6 +1325,7 @@
             </w:pPr>
             <w:proofErr w:type="spellStart"/>
             <w:r>
+              <w:lastRenderedPageBreak/>
               <w:t>Có</w:t>
             </w:r>
             <w:proofErr w:type="spellEnd"/>
@@ -1435,6 +1385,7 @@
             </w:r>
             <w:proofErr w:type="spellStart"/>
             <w:r>
+              <w:lastRenderedPageBreak/>
               <w:t>quá</w:t>
             </w:r>
             <w:proofErr w:type="spellEnd"/>
@@ -1443,7 +1394,6 @@
             </w:r>
             <w:proofErr w:type="spellStart"/>
             <w:r>
-              <w:lastRenderedPageBreak/>
               <w:t>hạn</w:t>
             </w:r>
             <w:proofErr w:type="spellEnd"/>
@@ -2233,6 +2183,7 @@
                 <w:b/>
                 <w:bCs/>
               </w:rPr>
+              <w:lastRenderedPageBreak/>
               <w:t>TC_ST_007</w:t>
             </w:r>
           </w:p>
@@ -2286,7 +2237,6 @@
             </w:r>
             <w:proofErr w:type="spellStart"/>
             <w:r>
-              <w:lastRenderedPageBreak/>
               <w:t>làm</w:t>
             </w:r>
             <w:proofErr w:type="spellEnd"/>
@@ -2321,7 +2271,6 @@
               <w:spacing w:after="160" w:line="259" w:lineRule="auto"/>
             </w:pPr>
             <w:r>
-              <w:lastRenderedPageBreak/>
               <w:t>S4: ĐANG_LƯU_TRÚ</w:t>
             </w:r>
           </w:p>
@@ -2345,11 +2294,7 @@
             </w:r>
             <w:proofErr w:type="spellStart"/>
             <w:r>
-              <w:t>man</w:t>
-            </w:r>
-            <w:r>
-              <w:lastRenderedPageBreak/>
-              <w:t>g</w:t>
+              <w:t>mang</w:t>
             </w:r>
             <w:proofErr w:type="spellEnd"/>
             <w:r>
@@ -2376,7 +2321,6 @@
             </w:pPr>
             <w:proofErr w:type="spellStart"/>
             <w:r>
-              <w:lastRenderedPageBreak/>
               <w:t>Có</w:t>
             </w:r>
             <w:proofErr w:type="spellEnd"/>
@@ -2428,7 +2372,6 @@
             </w:r>
             <w:proofErr w:type="spellStart"/>
             <w:r>
-              <w:lastRenderedPageBreak/>
               <w:t>khách</w:t>
             </w:r>
             <w:proofErr w:type="spellEnd"/>
@@ -3229,6 +3172,7 @@
                 <w:b/>
                 <w:bCs/>
               </w:rPr>
+              <w:lastRenderedPageBreak/>
               <w:t>TC_ST_011</w:t>
             </w:r>
           </w:p>
@@ -3282,7 +3226,6 @@
             </w:r>
             <w:proofErr w:type="spellStart"/>
             <w:r>
-              <w:lastRenderedPageBreak/>
               <w:t>cầu</w:t>
             </w:r>
             <w:proofErr w:type="spellEnd"/>
@@ -3317,7 +3260,6 @@
               <w:spacing w:after="160" w:line="259" w:lineRule="auto"/>
             </w:pPr>
             <w:r>
-              <w:lastRenderedPageBreak/>
               <w:t>S7: CHỜ_HOÀN_TIỀN</w:t>
             </w:r>
           </w:p>
@@ -3357,7 +3299,6 @@
             </w:r>
             <w:proofErr w:type="spellStart"/>
             <w:r>
-              <w:lastRenderedPageBreak/>
               <w:t>thanh</w:t>
             </w:r>
             <w:proofErr w:type="spellEnd"/>
@@ -3385,7 +3326,6 @@
             </w:pPr>
             <w:proofErr w:type="spellStart"/>
             <w:r>
-              <w:lastRenderedPageBreak/>
               <w:t>Có</w:t>
             </w:r>
             <w:proofErr w:type="spellEnd"/>
@@ -3437,7 +3377,6 @@
             </w:r>
             <w:proofErr w:type="spellStart"/>
             <w:r>
-              <w:lastRenderedPageBreak/>
               <w:t>kế</w:t>
             </w:r>
             <w:proofErr w:type="spellEnd"/>
@@ -3502,7 +3441,6 @@
                 <w:b/>
                 <w:bCs/>
               </w:rPr>
-              <w:lastRenderedPageBreak/>
               <w:t>TC_ST_012</w:t>
             </w:r>
           </w:p>
@@ -4252,7 +4190,11 @@
             </w:r>
             <w:proofErr w:type="spellEnd"/>
             <w:r>
-              <w:t xml:space="preserve"> [Thanh </w:t>
+              <w:t xml:space="preserve"> </w:t>
+            </w:r>
+            <w:r>
+              <w:lastRenderedPageBreak/>
+              <w:t xml:space="preserve">[Thanh </w:t>
             </w:r>
             <w:proofErr w:type="spellStart"/>
             <w:r>
@@ -4274,6 +4216,7 @@
               <w:spacing w:after="160" w:line="259" w:lineRule="auto"/>
             </w:pPr>
             <w:r>
+              <w:lastRenderedPageBreak/>
               <w:t>S6: ĐÃ_HỦY</w:t>
             </w:r>
           </w:p>
@@ -4338,6 +4281,7 @@
             </w:r>
             <w:proofErr w:type="spellStart"/>
             <w:r>
+              <w:lastRenderedPageBreak/>
               <w:t>đặt</w:t>
             </w:r>
             <w:proofErr w:type="spellEnd"/>
@@ -4370,7 +4314,6 @@
             </w:r>
             <w:proofErr w:type="spellStart"/>
             <w:r>
-              <w:lastRenderedPageBreak/>
               <w:t>hủy</w:t>
             </w:r>
             <w:proofErr w:type="spellEnd"/>
@@ -4985,70 +4928,6 @@
         </w:rPr>
         <w:t xml:space="preserve"> </w:t>
       </w:r>
-      <w:proofErr w:type="spellStart"/>
-      <w:r>
-        <w:rPr>
-          <w:b/>
-          <w:bCs/>
-        </w:rPr>
-        <w:t>phân</w:t>
-      </w:r>
-      <w:proofErr w:type="spellEnd"/>
-      <w:r>
-        <w:rPr>
-          <w:b/>
-          <w:bCs/>
-        </w:rPr>
-        <w:t xml:space="preserve"> </w:t>
-      </w:r>
-      <w:proofErr w:type="spellStart"/>
-      <w:r>
-        <w:rPr>
-          <w:b/>
-          <w:bCs/>
-        </w:rPr>
-        <w:t>tích</w:t>
-      </w:r>
-      <w:proofErr w:type="spellEnd"/>
-      <w:r>
-        <w:rPr>
-          <w:b/>
-          <w:bCs/>
-        </w:rPr>
-        <w:t xml:space="preserve"> - </w:t>
-      </w:r>
-      <w:proofErr w:type="spellStart"/>
-      <w:r>
-        <w:rPr>
-          <w:b/>
-          <w:bCs/>
-        </w:rPr>
-        <w:t>Yêu</w:t>
-      </w:r>
-      <w:proofErr w:type="spellEnd"/>
-      <w:r>
-        <w:rPr>
-          <w:b/>
-          <w:bCs/>
-        </w:rPr>
-        <w:t xml:space="preserve"> </w:t>
-      </w:r>
-      <w:proofErr w:type="spellStart"/>
-      <w:r>
-        <w:rPr>
-          <w:b/>
-          <w:bCs/>
-        </w:rPr>
-        <w:t>cầu</w:t>
-      </w:r>
-      <w:proofErr w:type="spellEnd"/>
-      <w:r>
-        <w:rPr>
-          <w:b/>
-          <w:bCs/>
-        </w:rPr>
-        <w:t xml:space="preserve"> 1.3.3</w:t>
-      </w:r>
     </w:p>
     <w:p>
       <w:proofErr w:type="spellStart"/>
@@ -5204,6 +5083,7 @@
     <w:p>
       <w:proofErr w:type="spellStart"/>
       <w:r>
+        <w:lastRenderedPageBreak/>
         <w:t>Để</w:t>
       </w:r>
       <w:proofErr w:type="spellEnd"/>
@@ -5356,38 +5236,19 @@
       </w:r>
       <w:proofErr w:type="spellStart"/>
       <w:r>
-        <w:rPr>
-          <w:b/>
-          <w:bCs/>
-        </w:rPr>
         <w:t>tối</w:t>
       </w:r>
       <w:proofErr w:type="spellEnd"/>
       <w:r>
-        <w:rPr>
-          <w:b/>
-          <w:bCs/>
-        </w:rPr>
-        <w:t xml:space="preserve"> </w:t>
-      </w:r>
-      <w:proofErr w:type="spellStart"/>
-      <w:r>
-        <w:rPr>
-          <w:b/>
-          <w:bCs/>
-        </w:rPr>
+        <w:t xml:space="preserve"> </w:t>
+      </w:r>
+      <w:proofErr w:type="spellStart"/>
+      <w:r>
         <w:t>thiểu</w:t>
       </w:r>
       <w:proofErr w:type="spellEnd"/>
       <w:r>
-        <w:rPr>
-          <w:b/>
-          <w:bCs/>
-        </w:rPr>
-        <w:t xml:space="preserve"> 6 test case</w:t>
-      </w:r>
-      <w:r>
-        <w:t>.</w:t>
+        <w:t xml:space="preserve"> 6 test case.</w:t>
       </w:r>
     </w:p>
     <w:p>
@@ -5473,59 +5334,35 @@
       </w:pPr>
       <w:proofErr w:type="spellStart"/>
       <w:r>
-        <w:rPr>
-          <w:b/>
-          <w:bCs/>
-        </w:rPr>
-        <w:lastRenderedPageBreak/>
         <w:t>Từ</w:t>
       </w:r>
       <w:proofErr w:type="spellEnd"/>
       <w:r>
-        <w:rPr>
-          <w:b/>
-          <w:bCs/>
-        </w:rPr>
         <w:t xml:space="preserve"> S1 (CHỜ_THANH_TOÁN) </w:t>
       </w:r>
       <w:proofErr w:type="spellStart"/>
       <w:r>
-        <w:rPr>
-          <w:b/>
-          <w:bCs/>
-        </w:rPr>
         <w:t>rẽ</w:t>
       </w:r>
       <w:proofErr w:type="spellEnd"/>
       <w:r>
-        <w:rPr>
-          <w:b/>
-          <w:bCs/>
-        </w:rPr>
         <w:t xml:space="preserve"> 3 </w:t>
       </w:r>
       <w:proofErr w:type="spellStart"/>
       <w:r>
-        <w:rPr>
-          <w:b/>
-          <w:bCs/>
-        </w:rPr>
         <w:t>nhánh</w:t>
       </w:r>
       <w:proofErr w:type="spellEnd"/>
       <w:r>
-        <w:rPr>
-          <w:b/>
-          <w:bCs/>
-        </w:rPr>
         <w:t>:</w:t>
       </w:r>
     </w:p>
     <w:p>
       <w:pPr>
+        <w:pStyle w:val="ListParagraph"/>
         <w:numPr>
-          <w:ilvl w:val="1"/>
-          <w:numId w:val="1"/>
+          <w:ilvl w:val="0"/>
+          <w:numId w:val="6"/>
         </w:numPr>
       </w:pPr>
       <w:proofErr w:type="spellStart"/>
@@ -5585,9 +5422,10 @@
     </w:p>
     <w:p>
       <w:pPr>
+        <w:pStyle w:val="ListParagraph"/>
         <w:numPr>
-          <w:ilvl w:val="1"/>
-          <w:numId w:val="1"/>
+          <w:ilvl w:val="0"/>
+          <w:numId w:val="6"/>
         </w:numPr>
       </w:pPr>
       <w:proofErr w:type="spellStart"/>
@@ -5639,9 +5477,10 @@
     </w:p>
     <w:p>
       <w:pPr>
+        <w:pStyle w:val="ListParagraph"/>
         <w:numPr>
-          <w:ilvl w:val="1"/>
-          <w:numId w:val="1"/>
+          <w:ilvl w:val="0"/>
+          <w:numId w:val="6"/>
         </w:numPr>
       </w:pPr>
       <w:r>
@@ -5711,56 +5550,39 @@
       </w:pPr>
       <w:proofErr w:type="spellStart"/>
       <w:r>
-        <w:rPr>
-          <w:b/>
-          <w:bCs/>
-        </w:rPr>
         <w:t>Từ</w:t>
       </w:r>
       <w:proofErr w:type="spellEnd"/>
       <w:r>
-        <w:rPr>
-          <w:b/>
-          <w:bCs/>
-        </w:rPr>
         <w:t xml:space="preserve"> S2 (ĐÃ_THANH_TOÁN) </w:t>
       </w:r>
       <w:proofErr w:type="spellStart"/>
       <w:r>
-        <w:rPr>
-          <w:b/>
-          <w:bCs/>
-        </w:rPr>
         <w:t>rẽ</w:t>
       </w:r>
       <w:proofErr w:type="spellEnd"/>
       <w:r>
-        <w:rPr>
-          <w:b/>
-          <w:bCs/>
-        </w:rPr>
         <w:t xml:space="preserve"> 2 </w:t>
       </w:r>
       <w:proofErr w:type="spellStart"/>
       <w:r>
-        <w:rPr>
-          <w:b/>
-          <w:bCs/>
-        </w:rPr>
         <w:t>nhánh</w:t>
       </w:r>
       <w:proofErr w:type="spellEnd"/>
       <w:r>
-        <w:rPr>
-          <w:b/>
-          <w:bCs/>
-        </w:rPr>
         <w:t>:</w:t>
       </w:r>
     </w:p>
     <w:p>
-      <w:r>
-        <w:t xml:space="preserve">4. KS </w:t>
+      <w:pPr>
+        <w:pStyle w:val="ListParagraph"/>
+        <w:numPr>
+          <w:ilvl w:val="0"/>
+          <w:numId w:val="6"/>
+        </w:numPr>
+      </w:pPr>
+      <w:r>
+        <w:t xml:space="preserve">KS </w:t>
       </w:r>
       <w:proofErr w:type="spellStart"/>
       <w:r>
@@ -5875,6 +5697,13 @@
       </w:r>
     </w:p>
     <w:p>
+      <w:pPr>
+        <w:pStyle w:val="ListParagraph"/>
+        <w:numPr>
+          <w:ilvl w:val="0"/>
+          <w:numId w:val="6"/>
+        </w:numPr>
+      </w:pPr>
       <w:r>
         <w:t xml:space="preserve">5. KS </w:t>
       </w:r>
@@ -5934,57 +5763,38 @@
       </w:pPr>
       <w:proofErr w:type="spellStart"/>
       <w:r>
-        <w:rPr>
-          <w:b/>
-          <w:bCs/>
-        </w:rPr>
         <w:t>Từ</w:t>
       </w:r>
       <w:proofErr w:type="spellEnd"/>
       <w:r>
-        <w:rPr>
-          <w:b/>
-          <w:bCs/>
-        </w:rPr>
         <w:t xml:space="preserve"> S3 (ĐÃ_XÁC_NHẬN) </w:t>
       </w:r>
       <w:proofErr w:type="spellStart"/>
       <w:r>
-        <w:rPr>
-          <w:b/>
-          <w:bCs/>
-        </w:rPr>
         <w:t>rẽ</w:t>
       </w:r>
       <w:proofErr w:type="spellEnd"/>
       <w:r>
-        <w:rPr>
-          <w:b/>
-          <w:bCs/>
-        </w:rPr>
         <w:t xml:space="preserve"> 3 </w:t>
       </w:r>
       <w:proofErr w:type="spellStart"/>
       <w:r>
-        <w:rPr>
-          <w:b/>
-          <w:bCs/>
-        </w:rPr>
         <w:t>nhánh</w:t>
       </w:r>
       <w:proofErr w:type="spellEnd"/>
       <w:r>
-        <w:rPr>
-          <w:b/>
-          <w:bCs/>
-        </w:rPr>
         <w:t>:</w:t>
       </w:r>
     </w:p>
     <w:p>
-      <w:r>
-        <w:t xml:space="preserve">6. </w:t>
-      </w:r>
+      <w:pPr>
+        <w:pStyle w:val="ListParagraph"/>
+        <w:numPr>
+          <w:ilvl w:val="0"/>
+          <w:numId w:val="6"/>
+        </w:numPr>
+        <w:ind w:left="1080"/>
+      </w:pPr>
       <w:proofErr w:type="spellStart"/>
       <w:r>
         <w:t>Hủy</w:t>
@@ -6120,9 +5930,14 @@
       </w:r>
     </w:p>
     <w:p>
-      <w:r>
-        <w:t xml:space="preserve">7. </w:t>
-      </w:r>
+      <w:pPr>
+        <w:pStyle w:val="ListParagraph"/>
+        <w:numPr>
+          <w:ilvl w:val="0"/>
+          <w:numId w:val="6"/>
+        </w:numPr>
+        <w:ind w:left="1080"/>
+      </w:pPr>
       <w:proofErr w:type="spellStart"/>
       <w:r>
         <w:t>Hủy</w:t>
@@ -6199,8 +6014,16 @@
       </w:r>
     </w:p>
     <w:p>
-      <w:r>
-        <w:t xml:space="preserve">8. Check-in (T07) </w:t>
+      <w:pPr>
+        <w:pStyle w:val="ListParagraph"/>
+        <w:numPr>
+          <w:ilvl w:val="0"/>
+          <w:numId w:val="6"/>
+        </w:numPr>
+        <w:ind w:left="1080"/>
+      </w:pPr>
+      <w:r>
+        <w:t xml:space="preserve">Check-in (T07) </w:t>
       </w:r>
       <w:r>
         <w:sym w:font="Wingdings" w:char="F0E0"/>
@@ -6249,11 +6072,373 @@
       </w:pPr>
       <w:proofErr w:type="spellStart"/>
       <w:r>
+        <w:t>Tổng</w:t>
+      </w:r>
+      <w:proofErr w:type="spellEnd"/>
+      <w:r>
+        <w:t xml:space="preserve"> </w:t>
+      </w:r>
+      <w:proofErr w:type="spellStart"/>
+      <w:r>
+        <w:t>kết</w:t>
+      </w:r>
+      <w:proofErr w:type="spellEnd"/>
+      <w:r>
+        <w:t xml:space="preserve">: </w:t>
+      </w:r>
+      <w:proofErr w:type="spellStart"/>
+      <w:r>
+        <w:t>Vì</w:t>
+      </w:r>
+      <w:proofErr w:type="spellEnd"/>
+      <w:r>
+        <w:t xml:space="preserve"> </w:t>
+      </w:r>
+      <w:proofErr w:type="spellStart"/>
+      <w:r>
+        <w:t>hệ</w:t>
+      </w:r>
+      <w:proofErr w:type="spellEnd"/>
+      <w:r>
+        <w:t xml:space="preserve"> </w:t>
+      </w:r>
+      <w:proofErr w:type="spellStart"/>
+      <w:r>
+        <w:t>thống</w:t>
+      </w:r>
+      <w:proofErr w:type="spellEnd"/>
+      <w:r>
+        <w:t xml:space="preserve"> </w:t>
+      </w:r>
+      <w:proofErr w:type="spellStart"/>
+      <w:r>
+        <w:t>có</w:t>
+      </w:r>
+      <w:proofErr w:type="spellEnd"/>
+      <w:r>
+        <w:t xml:space="preserve"> 6 </w:t>
+      </w:r>
+      <w:proofErr w:type="spellStart"/>
+      <w:r>
+        <w:t>điểm</w:t>
+      </w:r>
+      <w:proofErr w:type="spellEnd"/>
+      <w:r>
+        <w:t xml:space="preserve"> </w:t>
+      </w:r>
+      <w:proofErr w:type="spellStart"/>
+      <w:r>
+        <w:t>kết</w:t>
+      </w:r>
+      <w:proofErr w:type="spellEnd"/>
+      <w:r>
+        <w:t xml:space="preserve"> </w:t>
+      </w:r>
+      <w:proofErr w:type="spellStart"/>
+      <w:r>
+        <w:t>thúc</w:t>
+      </w:r>
+      <w:proofErr w:type="spellEnd"/>
+      <w:r>
+        <w:t xml:space="preserve"> logic </w:t>
+      </w:r>
+      <w:proofErr w:type="spellStart"/>
+      <w:r>
+        <w:t>rẽ</w:t>
+      </w:r>
+      <w:proofErr w:type="spellEnd"/>
+      <w:r>
+        <w:t xml:space="preserve"> </w:t>
+      </w:r>
+      <w:proofErr w:type="spellStart"/>
+      <w:r>
+        <w:t>nhánh</w:t>
+      </w:r>
+      <w:proofErr w:type="spellEnd"/>
+      <w:r>
+        <w:t xml:space="preserve"> </w:t>
+      </w:r>
+      <w:proofErr w:type="spellStart"/>
+      <w:r>
+        <w:t>không</w:t>
+      </w:r>
+      <w:proofErr w:type="spellEnd"/>
+      <w:r>
+        <w:t xml:space="preserve"> </w:t>
+      </w:r>
+      <w:proofErr w:type="spellStart"/>
+      <w:r>
+        <w:t>thể</w:t>
+      </w:r>
+      <w:proofErr w:type="spellEnd"/>
+      <w:r>
+        <w:t xml:space="preserve"> </w:t>
+      </w:r>
+      <w:proofErr w:type="spellStart"/>
+      <w:r>
+        <w:t>đi</w:t>
+      </w:r>
+      <w:proofErr w:type="spellEnd"/>
+      <w:r>
+        <w:t xml:space="preserve"> qua </w:t>
+      </w:r>
+      <w:proofErr w:type="spellStart"/>
+      <w:r>
+        <w:t>nhau</w:t>
+      </w:r>
+      <w:proofErr w:type="spellEnd"/>
+      <w:r>
+        <w:t xml:space="preserve"> </w:t>
+      </w:r>
+      <w:proofErr w:type="spellStart"/>
+      <w:r>
+        <w:t>trong</w:t>
+      </w:r>
+      <w:proofErr w:type="spellEnd"/>
+      <w:r>
+        <w:t xml:space="preserve"> </w:t>
+      </w:r>
+      <w:proofErr w:type="spellStart"/>
+      <w:r>
+        <w:t>cùng</w:t>
+      </w:r>
+      <w:proofErr w:type="spellEnd"/>
+      <w:r>
+        <w:t xml:space="preserve"> </w:t>
+      </w:r>
+      <w:proofErr w:type="spellStart"/>
+      <w:r>
+        <w:t>một</w:t>
+      </w:r>
+      <w:proofErr w:type="spellEnd"/>
+      <w:r>
+        <w:t xml:space="preserve"> </w:t>
+      </w:r>
+      <w:proofErr w:type="spellStart"/>
+      <w:r>
+        <w:t>luồng</w:t>
+      </w:r>
+      <w:proofErr w:type="spellEnd"/>
+      <w:r>
+        <w:t xml:space="preserve"> (Path 1, 2, 4, 6, 7, 8 </w:t>
+      </w:r>
+      <w:proofErr w:type="spellStart"/>
+      <w:r>
+        <w:t>tương</w:t>
+      </w:r>
+      <w:proofErr w:type="spellEnd"/>
+      <w:r>
+        <w:t xml:space="preserve"> </w:t>
+      </w:r>
+      <w:proofErr w:type="spellStart"/>
+      <w:r>
+        <w:t>ứng</w:t>
+      </w:r>
+      <w:proofErr w:type="spellEnd"/>
+      <w:r>
+        <w:t xml:space="preserve"> </w:t>
+      </w:r>
+      <w:proofErr w:type="spellStart"/>
+      <w:r>
+        <w:t>với</w:t>
+      </w:r>
+      <w:proofErr w:type="spellEnd"/>
+      <w:r>
+        <w:t xml:space="preserve"> </w:t>
+      </w:r>
+      <w:proofErr w:type="spellStart"/>
+      <w:r>
+        <w:t>các</w:t>
+      </w:r>
+      <w:proofErr w:type="spellEnd"/>
+      <w:r>
+        <w:t xml:space="preserve"> </w:t>
+      </w:r>
+      <w:proofErr w:type="spellStart"/>
+      <w:r>
+        <w:t>nhánh</w:t>
+      </w:r>
+      <w:proofErr w:type="spellEnd"/>
+      <w:r>
+        <w:t xml:space="preserve"> </w:t>
+      </w:r>
+      <w:proofErr w:type="spellStart"/>
+      <w:r>
+        <w:t>trên</w:t>
+      </w:r>
+      <w:proofErr w:type="spellEnd"/>
+      <w:r>
+        <w:t xml:space="preserve">), </w:t>
+      </w:r>
+      <w:proofErr w:type="spellStart"/>
+      <w:r>
+        <w:t>nên</w:t>
+      </w:r>
+      <w:proofErr w:type="spellEnd"/>
+      <w:r>
+        <w:t xml:space="preserve"> ta </w:t>
+      </w:r>
+      <w:proofErr w:type="spellStart"/>
+      <w:r>
+        <w:t>phải</w:t>
+      </w:r>
+      <w:proofErr w:type="spellEnd"/>
+      <w:r>
+        <w:t xml:space="preserve"> </w:t>
+      </w:r>
+      <w:proofErr w:type="spellStart"/>
+      <w:r>
+        <w:t>chạy</w:t>
+      </w:r>
+      <w:proofErr w:type="spellEnd"/>
+      <w:r>
+        <w:t xml:space="preserve"> </w:t>
+      </w:r>
+      <w:proofErr w:type="spellStart"/>
+      <w:r>
+        <w:t>ít</w:t>
+      </w:r>
+      <w:proofErr w:type="spellEnd"/>
+      <w:r>
+        <w:t xml:space="preserve"> </w:t>
+      </w:r>
+      <w:proofErr w:type="spellStart"/>
+      <w:r>
+        <w:t>nhất</w:t>
+      </w:r>
+      <w:proofErr w:type="spellEnd"/>
+      <w:r>
+        <w:t xml:space="preserve"> 6 </w:t>
+      </w:r>
+      <w:proofErr w:type="spellStart"/>
+      <w:r>
+        <w:t>kịch</w:t>
+      </w:r>
+      <w:proofErr w:type="spellEnd"/>
+      <w:r>
+        <w:t xml:space="preserve"> </w:t>
+      </w:r>
+      <w:proofErr w:type="spellStart"/>
+      <w:r>
+        <w:t>bản</w:t>
+      </w:r>
+      <w:proofErr w:type="spellEnd"/>
+      <w:r>
+        <w:t xml:space="preserve"> </w:t>
+      </w:r>
+      <w:proofErr w:type="spellStart"/>
+      <w:r>
+        <w:t>từ</w:t>
+      </w:r>
+      <w:proofErr w:type="spellEnd"/>
+      <w:r>
+        <w:t xml:space="preserve"> </w:t>
+      </w:r>
+      <w:proofErr w:type="spellStart"/>
+      <w:r>
+        <w:t>lúc</w:t>
+      </w:r>
+      <w:proofErr w:type="spellEnd"/>
+      <w:r>
+        <w:t xml:space="preserve"> </w:t>
+      </w:r>
+      <w:proofErr w:type="spellStart"/>
+      <w:r>
+        <w:t>Khởi</w:t>
+      </w:r>
+      <w:proofErr w:type="spellEnd"/>
+      <w:r>
+        <w:t xml:space="preserve"> </w:t>
+      </w:r>
+      <w:proofErr w:type="spellStart"/>
+      <w:r>
+        <w:t>tạo</w:t>
+      </w:r>
+      <w:proofErr w:type="spellEnd"/>
+      <w:r>
+        <w:t xml:space="preserve"> (S0) </w:t>
+      </w:r>
+      <w:proofErr w:type="spellStart"/>
+      <w:r>
+        <w:t>thì</w:t>
+      </w:r>
+      <w:proofErr w:type="spellEnd"/>
+      <w:r>
+        <w:t xml:space="preserve"> </w:t>
+      </w:r>
+      <w:proofErr w:type="spellStart"/>
+      <w:r>
+        <w:t>mới</w:t>
+      </w:r>
+      <w:proofErr w:type="spellEnd"/>
+      <w:r>
+        <w:t xml:space="preserve"> "</w:t>
+      </w:r>
+      <w:proofErr w:type="spellStart"/>
+      <w:r>
+        <w:t>vét</w:t>
+      </w:r>
+      <w:proofErr w:type="spellEnd"/>
+      <w:r>
+        <w:t xml:space="preserve">" </w:t>
+      </w:r>
+      <w:proofErr w:type="spellStart"/>
+      <w:r>
+        <w:t>cạn</w:t>
+      </w:r>
+      <w:proofErr w:type="spellEnd"/>
+      <w:r>
+        <w:t xml:space="preserve"> </w:t>
+      </w:r>
+      <w:proofErr w:type="spellStart"/>
+      <w:r>
+        <w:t>được</w:t>
+      </w:r>
+      <w:proofErr w:type="spellEnd"/>
+      <w:r>
+        <w:t xml:space="preserve"> 12 </w:t>
+      </w:r>
+      <w:proofErr w:type="spellStart"/>
+      <w:r>
+        <w:t>mũi</w:t>
+      </w:r>
+      <w:proofErr w:type="spellEnd"/>
+      <w:r>
+        <w:t xml:space="preserve"> </w:t>
+      </w:r>
+      <w:proofErr w:type="spellStart"/>
+      <w:r>
+        <w:t>tên</w:t>
+      </w:r>
+      <w:proofErr w:type="spellEnd"/>
+      <w:r>
+        <w:t xml:space="preserve"> </w:t>
+      </w:r>
+      <w:proofErr w:type="spellStart"/>
+      <w:r>
+        <w:t>chuyển</w:t>
+      </w:r>
+      <w:proofErr w:type="spellEnd"/>
+      <w:r>
+        <w:t xml:space="preserve"> </w:t>
+      </w:r>
+      <w:proofErr w:type="spellStart"/>
+      <w:r>
+        <w:t>đổi</w:t>
+      </w:r>
+      <w:proofErr w:type="spellEnd"/>
+      <w:r>
+        <w:t xml:space="preserve"> (T01-T12).</w:t>
+      </w:r>
+    </w:p>
+    <w:p>
+      <w:proofErr w:type="spellStart"/>
+      <w:r>
         <w:rPr>
           <w:b/>
           <w:bCs/>
         </w:rPr>
-        <w:t>Tổng</w:t>
+        <w:t>Câu</w:t>
       </w:r>
       <w:proofErr w:type="spellEnd"/>
       <w:r>
@@ -6269,7 +6454,220 @@
           <w:b/>
           <w:bCs/>
         </w:rPr>
-        <w:t>kết</w:t>
+        <w:t>hỏi</w:t>
+      </w:r>
+      <w:proofErr w:type="spellEnd"/>
+      <w:r>
+        <w:rPr>
+          <w:b/>
+          <w:bCs/>
+        </w:rPr>
+        <w:t xml:space="preserve"> 2:</w:t>
+      </w:r>
+      <w:r>
+        <w:t xml:space="preserve"> </w:t>
+      </w:r>
+      <w:proofErr w:type="spellStart"/>
+      <w:r>
+        <w:t>Trạng</w:t>
+      </w:r>
+      <w:proofErr w:type="spellEnd"/>
+      <w:r>
+        <w:t xml:space="preserve"> </w:t>
+      </w:r>
+      <w:proofErr w:type="spellStart"/>
+      <w:r>
+        <w:t>thái</w:t>
+      </w:r>
+      <w:proofErr w:type="spellEnd"/>
+      <w:r>
+        <w:t xml:space="preserve"> HẾT_HẠN (S9) </w:t>
+      </w:r>
+      <w:proofErr w:type="spellStart"/>
+      <w:r>
+        <w:t>phát</w:t>
+      </w:r>
+      <w:proofErr w:type="spellEnd"/>
+      <w:r>
+        <w:t xml:space="preserve"> </w:t>
+      </w:r>
+      <w:proofErr w:type="spellStart"/>
+      <w:r>
+        <w:t>sinh</w:t>
+      </w:r>
+      <w:proofErr w:type="spellEnd"/>
+      <w:r>
+        <w:t xml:space="preserve"> </w:t>
+      </w:r>
+      <w:proofErr w:type="spellStart"/>
+      <w:r>
+        <w:t>tự</w:t>
+      </w:r>
+      <w:proofErr w:type="spellEnd"/>
+      <w:r>
+        <w:t xml:space="preserve"> </w:t>
+      </w:r>
+      <w:proofErr w:type="spellStart"/>
+      <w:r>
+        <w:t>động</w:t>
+      </w:r>
+      <w:proofErr w:type="spellEnd"/>
+      <w:r>
+        <w:t xml:space="preserve"> </w:t>
+      </w:r>
+      <w:proofErr w:type="spellStart"/>
+      <w:r>
+        <w:t>sau</w:t>
+      </w:r>
+      <w:proofErr w:type="spellEnd"/>
+      <w:r>
+        <w:t xml:space="preserve"> 30 </w:t>
+      </w:r>
+      <w:proofErr w:type="spellStart"/>
+      <w:r>
+        <w:t>phút</w:t>
+      </w:r>
+      <w:proofErr w:type="spellEnd"/>
+      <w:r>
+        <w:t xml:space="preserve">. </w:t>
+      </w:r>
+      <w:proofErr w:type="spellStart"/>
+      <w:r>
+        <w:t>Làm</w:t>
+      </w:r>
+      <w:proofErr w:type="spellEnd"/>
+      <w:r>
+        <w:t xml:space="preserve"> </w:t>
+      </w:r>
+      <w:proofErr w:type="spellStart"/>
+      <w:r>
+        <w:t>thế</w:t>
+      </w:r>
+      <w:proofErr w:type="spellEnd"/>
+      <w:r>
+        <w:t xml:space="preserve"> </w:t>
+      </w:r>
+      <w:proofErr w:type="spellStart"/>
+      <w:r>
+        <w:t>nào</w:t>
+      </w:r>
+      <w:proofErr w:type="spellEnd"/>
+      <w:r>
+        <w:t xml:space="preserve"> </w:t>
+      </w:r>
+      <w:proofErr w:type="spellStart"/>
+      <w:r>
+        <w:t>để</w:t>
+      </w:r>
+      <w:proofErr w:type="spellEnd"/>
+      <w:r>
+        <w:t xml:space="preserve"> test </w:t>
+      </w:r>
+      <w:proofErr w:type="spellStart"/>
+      <w:r>
+        <w:t>tính</w:t>
+      </w:r>
+      <w:proofErr w:type="spellEnd"/>
+      <w:r>
+        <w:t xml:space="preserve"> </w:t>
+      </w:r>
+      <w:proofErr w:type="spellStart"/>
+      <w:r>
+        <w:t>năng</w:t>
+      </w:r>
+      <w:proofErr w:type="spellEnd"/>
+      <w:r>
+        <w:t xml:space="preserve"> timeout </w:t>
+      </w:r>
+      <w:proofErr w:type="spellStart"/>
+      <w:r>
+        <w:t>này</w:t>
+      </w:r>
+      <w:proofErr w:type="spellEnd"/>
+      <w:r>
+        <w:t xml:space="preserve"> </w:t>
+      </w:r>
+      <w:proofErr w:type="spellStart"/>
+      <w:r>
+        <w:t>mà</w:t>
+      </w:r>
+      <w:proofErr w:type="spellEnd"/>
+      <w:r>
+        <w:t xml:space="preserve"> </w:t>
+      </w:r>
+      <w:proofErr w:type="spellStart"/>
+      <w:r>
+        <w:t>không</w:t>
+      </w:r>
+      <w:proofErr w:type="spellEnd"/>
+      <w:r>
+        <w:t xml:space="preserve"> </w:t>
+      </w:r>
+      <w:proofErr w:type="spellStart"/>
+      <w:r>
+        <w:t>cần</w:t>
+      </w:r>
+      <w:proofErr w:type="spellEnd"/>
+      <w:r>
+        <w:t xml:space="preserve"> </w:t>
+      </w:r>
+      <w:proofErr w:type="spellStart"/>
+      <w:r>
+        <w:t>đợi</w:t>
+      </w:r>
+      <w:proofErr w:type="spellEnd"/>
+      <w:r>
+        <w:t xml:space="preserve"> </w:t>
+      </w:r>
+      <w:proofErr w:type="spellStart"/>
+      <w:r>
+        <w:t>thực</w:t>
+      </w:r>
+      <w:proofErr w:type="spellEnd"/>
+      <w:r>
+        <w:t xml:space="preserve"> </w:t>
+      </w:r>
+      <w:proofErr w:type="spellStart"/>
+      <w:r>
+        <w:t>sự</w:t>
+      </w:r>
+      <w:proofErr w:type="spellEnd"/>
+      <w:r>
+        <w:t xml:space="preserve"> 30 </w:t>
+      </w:r>
+      <w:proofErr w:type="spellStart"/>
+      <w:r>
+        <w:t>phút</w:t>
+      </w:r>
+      <w:proofErr w:type="spellEnd"/>
+      <w:r>
+        <w:t>?</w:t>
+      </w:r>
+    </w:p>
+    <w:p>
+      <w:proofErr w:type="spellStart"/>
+      <w:r>
+        <w:rPr>
+          <w:b/>
+          <w:bCs/>
+        </w:rPr>
+        <w:t>Trả</w:t>
+      </w:r>
+      <w:proofErr w:type="spellEnd"/>
+      <w:r>
+        <w:rPr>
+          <w:b/>
+          <w:bCs/>
+        </w:rPr>
+        <w:t xml:space="preserve"> </w:t>
+      </w:r>
+      <w:proofErr w:type="spellStart"/>
+      <w:r>
+        <w:rPr>
+          <w:b/>
+          <w:bCs/>
+        </w:rPr>
+        <w:t>lời</w:t>
       </w:r>
       <w:proofErr w:type="spellEnd"/>
       <w:r>
@@ -6279,600 +6677,6 @@
         </w:rPr>
         <w:t>:</w:t>
       </w:r>
-      <w:r>
-        <w:t xml:space="preserve"> </w:t>
-      </w:r>
-      <w:proofErr w:type="spellStart"/>
-      <w:r>
-        <w:t>Vì</w:t>
-      </w:r>
-      <w:proofErr w:type="spellEnd"/>
-      <w:r>
-        <w:t xml:space="preserve"> </w:t>
-      </w:r>
-      <w:proofErr w:type="spellStart"/>
-      <w:r>
-        <w:t>hệ</w:t>
-      </w:r>
-      <w:proofErr w:type="spellEnd"/>
-      <w:r>
-        <w:t xml:space="preserve"> </w:t>
-      </w:r>
-      <w:proofErr w:type="spellStart"/>
-      <w:r>
-        <w:t>thống</w:t>
-      </w:r>
-      <w:proofErr w:type="spellEnd"/>
-      <w:r>
-        <w:t xml:space="preserve"> </w:t>
-      </w:r>
-      <w:proofErr w:type="spellStart"/>
-      <w:r>
-        <w:t>có</w:t>
-      </w:r>
-      <w:proofErr w:type="spellEnd"/>
-      <w:r>
-        <w:t xml:space="preserve"> 6 </w:t>
-      </w:r>
-      <w:proofErr w:type="spellStart"/>
-      <w:r>
-        <w:t>điểm</w:t>
-      </w:r>
-      <w:proofErr w:type="spellEnd"/>
-      <w:r>
-        <w:t xml:space="preserve"> </w:t>
-      </w:r>
-      <w:proofErr w:type="spellStart"/>
-      <w:r>
-        <w:t>kết</w:t>
-      </w:r>
-      <w:proofErr w:type="spellEnd"/>
-      <w:r>
-        <w:t xml:space="preserve"> </w:t>
-      </w:r>
-      <w:proofErr w:type="spellStart"/>
-      <w:r>
-        <w:t>thúc</w:t>
-      </w:r>
-      <w:proofErr w:type="spellEnd"/>
-      <w:r>
-        <w:t xml:space="preserve"> logic </w:t>
-      </w:r>
-      <w:proofErr w:type="spellStart"/>
-      <w:r>
-        <w:t>rẽ</w:t>
-      </w:r>
-      <w:proofErr w:type="spellEnd"/>
-      <w:r>
-        <w:t xml:space="preserve"> </w:t>
-      </w:r>
-      <w:proofErr w:type="spellStart"/>
-      <w:r>
-        <w:t>nhánh</w:t>
-      </w:r>
-      <w:proofErr w:type="spellEnd"/>
-      <w:r>
-        <w:t xml:space="preserve"> </w:t>
-      </w:r>
-      <w:proofErr w:type="spellStart"/>
-      <w:r>
-        <w:t>không</w:t>
-      </w:r>
-      <w:proofErr w:type="spellEnd"/>
-      <w:r>
-        <w:t xml:space="preserve"> </w:t>
-      </w:r>
-      <w:proofErr w:type="spellStart"/>
-      <w:r>
-        <w:t>thể</w:t>
-      </w:r>
-      <w:proofErr w:type="spellEnd"/>
-      <w:r>
-        <w:t xml:space="preserve"> </w:t>
-      </w:r>
-      <w:proofErr w:type="spellStart"/>
-      <w:r>
-        <w:t>đi</w:t>
-      </w:r>
-      <w:proofErr w:type="spellEnd"/>
-      <w:r>
-        <w:t xml:space="preserve"> qua </w:t>
-      </w:r>
-      <w:proofErr w:type="spellStart"/>
-      <w:r>
-        <w:t>nhau</w:t>
-      </w:r>
-      <w:proofErr w:type="spellEnd"/>
-      <w:r>
-        <w:t xml:space="preserve"> </w:t>
-      </w:r>
-      <w:proofErr w:type="spellStart"/>
-      <w:r>
-        <w:t>trong</w:t>
-      </w:r>
-      <w:proofErr w:type="spellEnd"/>
-      <w:r>
-        <w:t xml:space="preserve"> </w:t>
-      </w:r>
-      <w:proofErr w:type="spellStart"/>
-      <w:r>
-        <w:t>cùng</w:t>
-      </w:r>
-      <w:proofErr w:type="spellEnd"/>
-      <w:r>
-        <w:t xml:space="preserve"> </w:t>
-      </w:r>
-      <w:proofErr w:type="spellStart"/>
-      <w:r>
-        <w:t>một</w:t>
-      </w:r>
-      <w:proofErr w:type="spellEnd"/>
-      <w:r>
-        <w:t xml:space="preserve"> </w:t>
-      </w:r>
-      <w:proofErr w:type="spellStart"/>
-      <w:r>
-        <w:t>luồng</w:t>
-      </w:r>
-      <w:proofErr w:type="spellEnd"/>
-      <w:r>
-        <w:t xml:space="preserve"> (Path 1, 2, 4, 6, 7, 8 </w:t>
-      </w:r>
-      <w:proofErr w:type="spellStart"/>
-      <w:r>
-        <w:t>tương</w:t>
-      </w:r>
-      <w:proofErr w:type="spellEnd"/>
-      <w:r>
-        <w:t xml:space="preserve"> </w:t>
-      </w:r>
-      <w:proofErr w:type="spellStart"/>
-      <w:r>
-        <w:t>ứng</w:t>
-      </w:r>
-      <w:proofErr w:type="spellEnd"/>
-      <w:r>
-        <w:t xml:space="preserve"> </w:t>
-      </w:r>
-      <w:proofErr w:type="spellStart"/>
-      <w:r>
-        <w:t>với</w:t>
-      </w:r>
-      <w:proofErr w:type="spellEnd"/>
-      <w:r>
-        <w:t xml:space="preserve"> </w:t>
-      </w:r>
-      <w:proofErr w:type="spellStart"/>
-      <w:r>
-        <w:t>các</w:t>
-      </w:r>
-      <w:proofErr w:type="spellEnd"/>
-      <w:r>
-        <w:t xml:space="preserve"> </w:t>
-      </w:r>
-      <w:proofErr w:type="spellStart"/>
-      <w:r>
-        <w:t>nhánh</w:t>
-      </w:r>
-      <w:proofErr w:type="spellEnd"/>
-      <w:r>
-        <w:t xml:space="preserve"> </w:t>
-      </w:r>
-      <w:proofErr w:type="spellStart"/>
-      <w:r>
-        <w:t>trên</w:t>
-      </w:r>
-      <w:proofErr w:type="spellEnd"/>
-      <w:r>
-        <w:t xml:space="preserve">), </w:t>
-      </w:r>
-      <w:proofErr w:type="spellStart"/>
-      <w:r>
-        <w:t>nên</w:t>
-      </w:r>
-      <w:proofErr w:type="spellEnd"/>
-      <w:r>
-        <w:t xml:space="preserve"> ta </w:t>
-      </w:r>
-      <w:proofErr w:type="spellStart"/>
-      <w:r>
-        <w:t>phải</w:t>
-      </w:r>
-      <w:proofErr w:type="spellEnd"/>
-      <w:r>
-        <w:t xml:space="preserve"> </w:t>
-      </w:r>
-      <w:proofErr w:type="spellStart"/>
-      <w:r>
-        <w:t>chạy</w:t>
-      </w:r>
-      <w:proofErr w:type="spellEnd"/>
-      <w:r>
-        <w:t xml:space="preserve"> </w:t>
-      </w:r>
-      <w:proofErr w:type="spellStart"/>
-      <w:r>
-        <w:t>ít</w:t>
-      </w:r>
-      <w:proofErr w:type="spellEnd"/>
-      <w:r>
-        <w:t xml:space="preserve"> </w:t>
-      </w:r>
-      <w:proofErr w:type="spellStart"/>
-      <w:r>
-        <w:t>nhất</w:t>
-      </w:r>
-      <w:proofErr w:type="spellEnd"/>
-      <w:r>
-        <w:t xml:space="preserve"> 6 </w:t>
-      </w:r>
-      <w:proofErr w:type="spellStart"/>
-      <w:r>
-        <w:t>kịch</w:t>
-      </w:r>
-      <w:proofErr w:type="spellEnd"/>
-      <w:r>
-        <w:t xml:space="preserve"> </w:t>
-      </w:r>
-      <w:proofErr w:type="spellStart"/>
-      <w:r>
-        <w:t>bản</w:t>
-      </w:r>
-      <w:proofErr w:type="spellEnd"/>
-      <w:r>
-        <w:t xml:space="preserve"> </w:t>
-      </w:r>
-      <w:proofErr w:type="spellStart"/>
-      <w:r>
-        <w:t>từ</w:t>
-      </w:r>
-      <w:proofErr w:type="spellEnd"/>
-      <w:r>
-        <w:t xml:space="preserve"> </w:t>
-      </w:r>
-      <w:proofErr w:type="spellStart"/>
-      <w:r>
-        <w:t>lúc</w:t>
-      </w:r>
-      <w:proofErr w:type="spellEnd"/>
-      <w:r>
-        <w:t xml:space="preserve"> </w:t>
-      </w:r>
-      <w:proofErr w:type="spellStart"/>
-      <w:r>
-        <w:t>Khởi</w:t>
-      </w:r>
-      <w:proofErr w:type="spellEnd"/>
-      <w:r>
-        <w:t xml:space="preserve"> </w:t>
-      </w:r>
-      <w:proofErr w:type="spellStart"/>
-      <w:r>
-        <w:t>tạo</w:t>
-      </w:r>
-      <w:proofErr w:type="spellEnd"/>
-      <w:r>
-        <w:t xml:space="preserve"> (S0) </w:t>
-      </w:r>
-      <w:proofErr w:type="spellStart"/>
-      <w:r>
-        <w:t>thì</w:t>
-      </w:r>
-      <w:proofErr w:type="spellEnd"/>
-      <w:r>
-        <w:t xml:space="preserve"> </w:t>
-      </w:r>
-      <w:proofErr w:type="spellStart"/>
-      <w:r>
-        <w:t>mới</w:t>
-      </w:r>
-      <w:proofErr w:type="spellEnd"/>
-      <w:r>
-        <w:t xml:space="preserve"> "</w:t>
-      </w:r>
-      <w:proofErr w:type="spellStart"/>
-      <w:r>
-        <w:t>vét</w:t>
-      </w:r>
-      <w:proofErr w:type="spellEnd"/>
-      <w:r>
-        <w:t xml:space="preserve">" </w:t>
-      </w:r>
-      <w:proofErr w:type="spellStart"/>
-      <w:r>
-        <w:t>cạn</w:t>
-      </w:r>
-      <w:proofErr w:type="spellEnd"/>
-      <w:r>
-        <w:t xml:space="preserve"> </w:t>
-      </w:r>
-      <w:proofErr w:type="spellStart"/>
-      <w:r>
-        <w:t>được</w:t>
-      </w:r>
-      <w:proofErr w:type="spellEnd"/>
-      <w:r>
-        <w:t xml:space="preserve"> 12 </w:t>
-      </w:r>
-      <w:proofErr w:type="spellStart"/>
-      <w:r>
-        <w:t>mũi</w:t>
-      </w:r>
-      <w:proofErr w:type="spellEnd"/>
-      <w:r>
-        <w:t xml:space="preserve"> </w:t>
-      </w:r>
-      <w:proofErr w:type="spellStart"/>
-      <w:r>
-        <w:t>tên</w:t>
-      </w:r>
-      <w:proofErr w:type="spellEnd"/>
-      <w:r>
-        <w:t xml:space="preserve"> </w:t>
-      </w:r>
-      <w:proofErr w:type="spellStart"/>
-      <w:r>
-        <w:t>chuyển</w:t>
-      </w:r>
-      <w:proofErr w:type="spellEnd"/>
-      <w:r>
-        <w:t xml:space="preserve"> </w:t>
-      </w:r>
-      <w:proofErr w:type="spellStart"/>
-      <w:r>
-        <w:t>đổi</w:t>
-      </w:r>
-      <w:proofErr w:type="spellEnd"/>
-      <w:r>
-        <w:t xml:space="preserve"> (T01-T12).</w:t>
-      </w:r>
-    </w:p>
-    <w:p>
-      <w:proofErr w:type="spellStart"/>
-      <w:r>
-        <w:rPr>
-          <w:b/>
-          <w:bCs/>
-        </w:rPr>
-        <w:t>Câu</w:t>
-      </w:r>
-      <w:proofErr w:type="spellEnd"/>
-      <w:r>
-        <w:rPr>
-          <w:b/>
-          <w:bCs/>
-        </w:rPr>
-        <w:t xml:space="preserve"> </w:t>
-      </w:r>
-      <w:proofErr w:type="spellStart"/>
-      <w:r>
-        <w:rPr>
-          <w:b/>
-          <w:bCs/>
-        </w:rPr>
-        <w:t>hỏi</w:t>
-      </w:r>
-      <w:proofErr w:type="spellEnd"/>
-      <w:r>
-        <w:rPr>
-          <w:b/>
-          <w:bCs/>
-        </w:rPr>
-        <w:t xml:space="preserve"> 2:</w:t>
-      </w:r>
-      <w:r>
-        <w:t xml:space="preserve"> </w:t>
-      </w:r>
-      <w:proofErr w:type="spellStart"/>
-      <w:r>
-        <w:t>Trạng</w:t>
-      </w:r>
-      <w:proofErr w:type="spellEnd"/>
-      <w:r>
-        <w:t xml:space="preserve"> </w:t>
-      </w:r>
-      <w:proofErr w:type="spellStart"/>
-      <w:r>
-        <w:t>thái</w:t>
-      </w:r>
-      <w:proofErr w:type="spellEnd"/>
-      <w:r>
-        <w:t xml:space="preserve"> HẾT_HẠN (S9) </w:t>
-      </w:r>
-      <w:proofErr w:type="spellStart"/>
-      <w:r>
-        <w:t>phát</w:t>
-      </w:r>
-      <w:proofErr w:type="spellEnd"/>
-      <w:r>
-        <w:t xml:space="preserve"> </w:t>
-      </w:r>
-      <w:proofErr w:type="spellStart"/>
-      <w:r>
-        <w:t>sinh</w:t>
-      </w:r>
-      <w:proofErr w:type="spellEnd"/>
-      <w:r>
-        <w:t xml:space="preserve"> </w:t>
-      </w:r>
-      <w:proofErr w:type="spellStart"/>
-      <w:r>
-        <w:t>tự</w:t>
-      </w:r>
-      <w:proofErr w:type="spellEnd"/>
-      <w:r>
-        <w:t xml:space="preserve"> </w:t>
-      </w:r>
-      <w:proofErr w:type="spellStart"/>
-      <w:r>
-        <w:t>động</w:t>
-      </w:r>
-      <w:proofErr w:type="spellEnd"/>
-      <w:r>
-        <w:t xml:space="preserve"> </w:t>
-      </w:r>
-      <w:proofErr w:type="spellStart"/>
-      <w:r>
-        <w:t>sau</w:t>
-      </w:r>
-      <w:proofErr w:type="spellEnd"/>
-      <w:r>
-        <w:t xml:space="preserve"> 30 </w:t>
-      </w:r>
-      <w:proofErr w:type="spellStart"/>
-      <w:r>
-        <w:t>phút</w:t>
-      </w:r>
-      <w:proofErr w:type="spellEnd"/>
-      <w:r>
-        <w:t xml:space="preserve">. </w:t>
-      </w:r>
-      <w:proofErr w:type="spellStart"/>
-      <w:r>
-        <w:t>Làm</w:t>
-      </w:r>
-      <w:proofErr w:type="spellEnd"/>
-      <w:r>
-        <w:t xml:space="preserve"> </w:t>
-      </w:r>
-      <w:proofErr w:type="spellStart"/>
-      <w:r>
-        <w:t>thế</w:t>
-      </w:r>
-      <w:proofErr w:type="spellEnd"/>
-      <w:r>
-        <w:t xml:space="preserve"> </w:t>
-      </w:r>
-      <w:proofErr w:type="spellStart"/>
-      <w:r>
-        <w:t>nào</w:t>
-      </w:r>
-      <w:proofErr w:type="spellEnd"/>
-      <w:r>
-        <w:t xml:space="preserve"> </w:t>
-      </w:r>
-      <w:proofErr w:type="spellStart"/>
-      <w:r>
-        <w:t>để</w:t>
-      </w:r>
-      <w:proofErr w:type="spellEnd"/>
-      <w:r>
-        <w:t xml:space="preserve"> test </w:t>
-      </w:r>
-      <w:proofErr w:type="spellStart"/>
-      <w:r>
-        <w:t>tính</w:t>
-      </w:r>
-      <w:proofErr w:type="spellEnd"/>
-      <w:r>
-        <w:t xml:space="preserve"> </w:t>
-      </w:r>
-      <w:proofErr w:type="spellStart"/>
-      <w:r>
-        <w:t>năng</w:t>
-      </w:r>
-      <w:proofErr w:type="spellEnd"/>
-      <w:r>
-        <w:t xml:space="preserve"> timeout </w:t>
-      </w:r>
-      <w:proofErr w:type="spellStart"/>
-      <w:r>
-        <w:t>này</w:t>
-      </w:r>
-      <w:proofErr w:type="spellEnd"/>
-      <w:r>
-        <w:t xml:space="preserve"> </w:t>
-      </w:r>
-      <w:proofErr w:type="spellStart"/>
-      <w:r>
-        <w:t>mà</w:t>
-      </w:r>
-      <w:proofErr w:type="spellEnd"/>
-      <w:r>
-        <w:t xml:space="preserve"> </w:t>
-      </w:r>
-      <w:proofErr w:type="spellStart"/>
-      <w:r>
-        <w:t>không</w:t>
-      </w:r>
-      <w:proofErr w:type="spellEnd"/>
-      <w:r>
-        <w:t xml:space="preserve"> </w:t>
-      </w:r>
-      <w:proofErr w:type="spellStart"/>
-      <w:r>
-        <w:t>cần</w:t>
-      </w:r>
-      <w:proofErr w:type="spellEnd"/>
-      <w:r>
-        <w:t xml:space="preserve"> </w:t>
-      </w:r>
-      <w:proofErr w:type="spellStart"/>
-      <w:r>
-        <w:t>đợi</w:t>
-      </w:r>
-      <w:proofErr w:type="spellEnd"/>
-      <w:r>
-        <w:t xml:space="preserve"> </w:t>
-      </w:r>
-      <w:proofErr w:type="spellStart"/>
-      <w:r>
-        <w:t>thực</w:t>
-      </w:r>
-      <w:proofErr w:type="spellEnd"/>
-      <w:r>
-        <w:t xml:space="preserve"> </w:t>
-      </w:r>
-      <w:proofErr w:type="spellStart"/>
-      <w:r>
-        <w:t>sự</w:t>
-      </w:r>
-      <w:proofErr w:type="spellEnd"/>
-      <w:r>
-        <w:t xml:space="preserve"> 30 </w:t>
-      </w:r>
-      <w:proofErr w:type="spellStart"/>
-      <w:r>
-        <w:t>phút</w:t>
-      </w:r>
-      <w:proofErr w:type="spellEnd"/>
-      <w:r>
-        <w:t>?</w:t>
-      </w:r>
-    </w:p>
-    <w:p>
-      <w:proofErr w:type="spellStart"/>
-      <w:r>
-        <w:rPr>
-          <w:b/>
-          <w:bCs/>
-        </w:rPr>
-        <w:t>Trả</w:t>
-      </w:r>
-      <w:proofErr w:type="spellEnd"/>
-      <w:r>
-        <w:rPr>
-          <w:b/>
-          <w:bCs/>
-        </w:rPr>
-        <w:t xml:space="preserve"> </w:t>
-      </w:r>
-      <w:proofErr w:type="spellStart"/>
-      <w:r>
-        <w:rPr>
-          <w:b/>
-          <w:bCs/>
-        </w:rPr>
-        <w:t>lời</w:t>
-      </w:r>
-      <w:proofErr w:type="spellEnd"/>
-      <w:r>
-        <w:rPr>
-          <w:b/>
-          <w:bCs/>
-        </w:rPr>
-        <w:t>:</w:t>
-      </w:r>
     </w:p>
     <w:p>
       <w:r>
@@ -7291,114 +7095,59 @@
       <w:pPr>
         <w:numPr>
           <w:ilvl w:val="0"/>
-          <w:numId w:val="2"/>
+          <w:numId w:val="3"/>
         </w:numPr>
       </w:pPr>
       <w:r>
-        <w:rPr>
-          <w:b/>
-          <w:bCs/>
-        </w:rPr>
         <w:t xml:space="preserve">Can </w:t>
       </w:r>
       <w:proofErr w:type="spellStart"/>
       <w:r>
-        <w:rPr>
-          <w:b/>
-          <w:bCs/>
-        </w:rPr>
         <w:t>thiệp</w:t>
       </w:r>
       <w:proofErr w:type="spellEnd"/>
       <w:r>
-        <w:rPr>
-          <w:b/>
-          <w:bCs/>
-        </w:rPr>
-        <w:t xml:space="preserve"> </w:t>
-      </w:r>
-      <w:proofErr w:type="spellStart"/>
-      <w:r>
-        <w:rPr>
-          <w:b/>
-          <w:bCs/>
-        </w:rPr>
+        <w:t xml:space="preserve"> </w:t>
+      </w:r>
+      <w:proofErr w:type="spellStart"/>
+      <w:r>
         <w:t>vào</w:t>
       </w:r>
       <w:proofErr w:type="spellEnd"/>
       <w:r>
-        <w:rPr>
-          <w:b/>
-          <w:bCs/>
-        </w:rPr>
-        <w:t xml:space="preserve"> </w:t>
-      </w:r>
-      <w:proofErr w:type="spellStart"/>
-      <w:r>
-        <w:rPr>
-          <w:b/>
-          <w:bCs/>
-        </w:rPr>
+        <w:t xml:space="preserve"> </w:t>
+      </w:r>
+      <w:proofErr w:type="spellStart"/>
+      <w:r>
         <w:t>Cơ</w:t>
       </w:r>
       <w:proofErr w:type="spellEnd"/>
       <w:r>
-        <w:rPr>
-          <w:b/>
-          <w:bCs/>
-        </w:rPr>
-        <w:t xml:space="preserve"> </w:t>
-      </w:r>
-      <w:proofErr w:type="spellStart"/>
-      <w:r>
-        <w:rPr>
-          <w:b/>
-          <w:bCs/>
-        </w:rPr>
+        <w:t xml:space="preserve"> </w:t>
+      </w:r>
+      <w:proofErr w:type="spellStart"/>
+      <w:r>
         <w:t>sở</w:t>
       </w:r>
       <w:proofErr w:type="spellEnd"/>
       <w:r>
-        <w:rPr>
-          <w:b/>
-          <w:bCs/>
-        </w:rPr>
-        <w:t xml:space="preserve"> </w:t>
-      </w:r>
-      <w:proofErr w:type="spellStart"/>
-      <w:r>
-        <w:rPr>
-          <w:b/>
-          <w:bCs/>
-        </w:rPr>
+        <w:t xml:space="preserve"> </w:t>
+      </w:r>
+      <w:proofErr w:type="spellStart"/>
+      <w:r>
         <w:t>dữ</w:t>
       </w:r>
       <w:proofErr w:type="spellEnd"/>
       <w:r>
-        <w:rPr>
-          <w:b/>
-          <w:bCs/>
-        </w:rPr>
-        <w:t xml:space="preserve"> </w:t>
-      </w:r>
-      <w:proofErr w:type="spellStart"/>
-      <w:r>
-        <w:rPr>
-          <w:b/>
-          <w:bCs/>
-        </w:rPr>
+        <w:t xml:space="preserve"> </w:t>
+      </w:r>
+      <w:proofErr w:type="spellStart"/>
+      <w:r>
         <w:t>liệu</w:t>
       </w:r>
       <w:proofErr w:type="spellEnd"/>
       <w:r>
-        <w:rPr>
-          <w:b/>
-          <w:bCs/>
-        </w:rPr>
-        <w:t xml:space="preserve"> (Database Manipulation):</w:t>
-      </w:r>
-      <w:r>
-        <w:t xml:space="preserve"> Ngay </w:t>
+        <w:t xml:space="preserve"> (Database Manipulation): Ngay </w:t>
       </w:r>
       <w:proofErr w:type="spellStart"/>
       <w:r>
@@ -7741,75 +7490,40 @@
       <w:pPr>
         <w:numPr>
           <w:ilvl w:val="0"/>
-          <w:numId w:val="2"/>
+          <w:numId w:val="3"/>
         </w:numPr>
       </w:pPr>
       <w:proofErr w:type="spellStart"/>
       <w:r>
-        <w:rPr>
-          <w:b/>
-          <w:bCs/>
-        </w:rPr>
         <w:t>Sử</w:t>
       </w:r>
       <w:proofErr w:type="spellEnd"/>
       <w:r>
-        <w:rPr>
-          <w:b/>
-          <w:bCs/>
-        </w:rPr>
-        <w:t xml:space="preserve"> </w:t>
-      </w:r>
-      <w:proofErr w:type="spellStart"/>
-      <w:r>
-        <w:rPr>
-          <w:b/>
-          <w:bCs/>
-        </w:rPr>
+        <w:t xml:space="preserve"> </w:t>
+      </w:r>
+      <w:proofErr w:type="spellStart"/>
+      <w:r>
         <w:t>dụng</w:t>
       </w:r>
       <w:proofErr w:type="spellEnd"/>
       <w:r>
-        <w:rPr>
-          <w:b/>
-          <w:bCs/>
-        </w:rPr>
-        <w:t xml:space="preserve"> </w:t>
-      </w:r>
-      <w:proofErr w:type="spellStart"/>
-      <w:r>
-        <w:rPr>
-          <w:b/>
-          <w:bCs/>
-        </w:rPr>
+        <w:t xml:space="preserve"> </w:t>
+      </w:r>
+      <w:proofErr w:type="spellStart"/>
+      <w:r>
         <w:t>Môi</w:t>
       </w:r>
       <w:proofErr w:type="spellEnd"/>
       <w:r>
-        <w:rPr>
-          <w:b/>
-          <w:bCs/>
-        </w:rPr>
-        <w:t xml:space="preserve"> </w:t>
-      </w:r>
-      <w:proofErr w:type="spellStart"/>
-      <w:r>
-        <w:rPr>
-          <w:b/>
-          <w:bCs/>
-        </w:rPr>
+        <w:t xml:space="preserve"> </w:t>
+      </w:r>
+      <w:proofErr w:type="spellStart"/>
+      <w:r>
         <w:t>trường</w:t>
       </w:r>
       <w:proofErr w:type="spellEnd"/>
       <w:r>
-        <w:rPr>
-          <w:b/>
-          <w:bCs/>
-        </w:rPr>
-        <w:t xml:space="preserve"> Test (Test Environment Config):</w:t>
-      </w:r>
-      <w:r>
-        <w:t xml:space="preserve"> </w:t>
+        <w:t xml:space="preserve"> Test (Test Environment Config): </w:t>
       </w:r>
       <w:proofErr w:type="spellStart"/>
       <w:r>
@@ -7913,7 +7627,11 @@
       </w:r>
       <w:proofErr w:type="spellEnd"/>
       <w:r>
-        <w:t xml:space="preserve"> Production </w:t>
+        <w:t xml:space="preserve"> </w:t>
+      </w:r>
+      <w:r>
+        <w:lastRenderedPageBreak/>
+        <w:t xml:space="preserve">Production </w:t>
       </w:r>
       <w:proofErr w:type="spellStart"/>
       <w:r>
@@ -8144,51 +7862,27 @@
       <w:pPr>
         <w:numPr>
           <w:ilvl w:val="0"/>
-          <w:numId w:val="2"/>
+          <w:numId w:val="3"/>
         </w:numPr>
       </w:pPr>
       <w:r>
-        <w:rPr>
-          <w:b/>
-          <w:bCs/>
-        </w:rPr>
-        <w:lastRenderedPageBreak/>
         <w:t>Mocking/</w:t>
       </w:r>
       <w:proofErr w:type="spellStart"/>
       <w:r>
-        <w:rPr>
-          <w:b/>
-          <w:bCs/>
-        </w:rPr>
         <w:t>Giả</w:t>
       </w:r>
       <w:proofErr w:type="spellEnd"/>
       <w:r>
-        <w:rPr>
-          <w:b/>
-          <w:bCs/>
-        </w:rPr>
-        <w:t xml:space="preserve"> </w:t>
-      </w:r>
-      <w:proofErr w:type="spellStart"/>
-      <w:r>
-        <w:rPr>
-          <w:b/>
-          <w:bCs/>
-        </w:rPr>
+        <w:t xml:space="preserve"> </w:t>
+      </w:r>
+      <w:proofErr w:type="spellStart"/>
+      <w:r>
         <w:t>lập</w:t>
       </w:r>
       <w:proofErr w:type="spellEnd"/>
       <w:r>
-        <w:rPr>
-          <w:b/>
-          <w:bCs/>
-        </w:rPr>
-        <w:t xml:space="preserve"> System Time (Time Travel):</w:t>
-      </w:r>
-      <w:r>
-        <w:t xml:space="preserve"> </w:t>
+        <w:t xml:space="preserve"> System Time (Time Travel): </w:t>
       </w:r>
       <w:proofErr w:type="spellStart"/>
       <w:r>
@@ -8485,75 +8179,40 @@
       <w:pPr>
         <w:numPr>
           <w:ilvl w:val="0"/>
-          <w:numId w:val="2"/>
+          <w:numId w:val="3"/>
         </w:numPr>
       </w:pPr>
       <w:proofErr w:type="spellStart"/>
       <w:r>
-        <w:rPr>
-          <w:b/>
-          <w:bCs/>
-        </w:rPr>
         <w:t>Kích</w:t>
       </w:r>
       <w:proofErr w:type="spellEnd"/>
       <w:r>
-        <w:rPr>
-          <w:b/>
-          <w:bCs/>
-        </w:rPr>
-        <w:t xml:space="preserve"> </w:t>
-      </w:r>
-      <w:proofErr w:type="spellStart"/>
-      <w:r>
-        <w:rPr>
-          <w:b/>
-          <w:bCs/>
-        </w:rPr>
+        <w:t xml:space="preserve"> </w:t>
+      </w:r>
+      <w:proofErr w:type="spellStart"/>
+      <w:r>
         <w:t>hoạt</w:t>
       </w:r>
       <w:proofErr w:type="spellEnd"/>
       <w:r>
-        <w:rPr>
-          <w:b/>
-          <w:bCs/>
-        </w:rPr>
-        <w:t xml:space="preserve"> </w:t>
-      </w:r>
-      <w:proofErr w:type="spellStart"/>
-      <w:r>
-        <w:rPr>
-          <w:b/>
-          <w:bCs/>
-        </w:rPr>
+        <w:t xml:space="preserve"> </w:t>
+      </w:r>
+      <w:proofErr w:type="spellStart"/>
+      <w:r>
         <w:t>thủ</w:t>
       </w:r>
       <w:proofErr w:type="spellEnd"/>
       <w:r>
-        <w:rPr>
-          <w:b/>
-          <w:bCs/>
-        </w:rPr>
-        <w:t xml:space="preserve"> </w:t>
-      </w:r>
-      <w:proofErr w:type="spellStart"/>
-      <w:r>
-        <w:rPr>
-          <w:b/>
-          <w:bCs/>
-        </w:rPr>
+        <w:t xml:space="preserve"> </w:t>
+      </w:r>
+      <w:proofErr w:type="spellStart"/>
+      <w:r>
         <w:t>công</w:t>
       </w:r>
       <w:proofErr w:type="spellEnd"/>
       <w:r>
-        <w:rPr>
-          <w:b/>
-          <w:bCs/>
-        </w:rPr>
-        <w:t xml:space="preserve"> Background Job (Trigger Cronjob):</w:t>
-      </w:r>
-      <w:r>
-        <w:t xml:space="preserve"> Thường </w:t>
+        <w:t xml:space="preserve"> Background Job (Trigger Cronjob): Thường </w:t>
       </w:r>
       <w:proofErr w:type="spellStart"/>
       <w:r>
@@ -9252,11 +8911,397 @@
       </w:pPr>
     </w:lvl>
   </w:abstractNum>
+  <w:abstractNum w:abstractNumId="2" w15:restartNumberingAfterBreak="0">
+    <w:nsid w:val="2D6002CB"/>
+    <w:multiLevelType w:val="hybridMultilevel"/>
+    <w:tmpl w:val="95184F76"/>
+    <w:lvl w:ilvl="0" w:tplc="0409000F">
+      <w:start w:val="1"/>
+      <w:numFmt w:val="decimal"/>
+      <w:lvlText w:val="%1."/>
+      <w:lvlJc w:val="left"/>
+      <w:pPr>
+        <w:ind w:left="720" w:hanging="360"/>
+      </w:pPr>
+    </w:lvl>
+    <w:lvl w:ilvl="1" w:tplc="04090019">
+      <w:start w:val="1"/>
+      <w:numFmt w:val="lowerLetter"/>
+      <w:lvlText w:val="%2."/>
+      <w:lvlJc w:val="left"/>
+      <w:pPr>
+        <w:ind w:left="1440" w:hanging="360"/>
+      </w:pPr>
+    </w:lvl>
+    <w:lvl w:ilvl="2" w:tplc="0409001B" w:tentative="1">
+      <w:start w:val="1"/>
+      <w:numFmt w:val="lowerRoman"/>
+      <w:lvlText w:val="%3."/>
+      <w:lvlJc w:val="right"/>
+      <w:pPr>
+        <w:ind w:left="2160" w:hanging="180"/>
+      </w:pPr>
+    </w:lvl>
+    <w:lvl w:ilvl="3" w:tplc="0409000F" w:tentative="1">
+      <w:start w:val="1"/>
+      <w:numFmt w:val="decimal"/>
+      <w:lvlText w:val="%4."/>
+      <w:lvlJc w:val="left"/>
+      <w:pPr>
+        <w:ind w:left="2880" w:hanging="360"/>
+      </w:pPr>
+    </w:lvl>
+    <w:lvl w:ilvl="4" w:tplc="04090019" w:tentative="1">
+      <w:start w:val="1"/>
+      <w:numFmt w:val="lowerLetter"/>
+      <w:lvlText w:val="%5."/>
+      <w:lvlJc w:val="left"/>
+      <w:pPr>
+        <w:ind w:left="3600" w:hanging="360"/>
+      </w:pPr>
+    </w:lvl>
+    <w:lvl w:ilvl="5" w:tplc="0409001B" w:tentative="1">
+      <w:start w:val="1"/>
+      <w:numFmt w:val="lowerRoman"/>
+      <w:lvlText w:val="%6."/>
+      <w:lvlJc w:val="right"/>
+      <w:pPr>
+        <w:ind w:left="4320" w:hanging="180"/>
+      </w:pPr>
+    </w:lvl>
+    <w:lvl w:ilvl="6" w:tplc="0409000F" w:tentative="1">
+      <w:start w:val="1"/>
+      <w:numFmt w:val="decimal"/>
+      <w:lvlText w:val="%7."/>
+      <w:lvlJc w:val="left"/>
+      <w:pPr>
+        <w:ind w:left="5040" w:hanging="360"/>
+      </w:pPr>
+    </w:lvl>
+    <w:lvl w:ilvl="7" w:tplc="04090019" w:tentative="1">
+      <w:start w:val="1"/>
+      <w:numFmt w:val="lowerLetter"/>
+      <w:lvlText w:val="%8."/>
+      <w:lvlJc w:val="left"/>
+      <w:pPr>
+        <w:ind w:left="5760" w:hanging="360"/>
+      </w:pPr>
+    </w:lvl>
+    <w:lvl w:ilvl="8" w:tplc="0409001B" w:tentative="1">
+      <w:start w:val="1"/>
+      <w:numFmt w:val="lowerRoman"/>
+      <w:lvlText w:val="%9."/>
+      <w:lvlJc w:val="right"/>
+      <w:pPr>
+        <w:ind w:left="6480" w:hanging="180"/>
+      </w:pPr>
+    </w:lvl>
+  </w:abstractNum>
+  <w:abstractNum w:abstractNumId="3" w15:restartNumberingAfterBreak="0">
+    <w:nsid w:val="30543CE2"/>
+    <w:multiLevelType w:val="multilevel"/>
+    <w:tmpl w:val="70783B7C"/>
+    <w:lvl w:ilvl="0">
+      <w:start w:val="1"/>
+      <w:numFmt w:val="bullet"/>
+      <w:lvlText w:val=""/>
+      <w:lvlJc w:val="left"/>
+      <w:pPr>
+        <w:tabs>
+          <w:tab w:val="num" w:pos="720"/>
+        </w:tabs>
+        <w:ind w:left="720" w:hanging="360"/>
+      </w:pPr>
+      <w:rPr>
+        <w:rFonts w:ascii="Symbol" w:hAnsi="Symbol" w:hint="default"/>
+      </w:rPr>
+    </w:lvl>
+    <w:lvl w:ilvl="1" w:tentative="1">
+      <w:start w:val="1"/>
+      <w:numFmt w:val="decimal"/>
+      <w:lvlText w:val="%2."/>
+      <w:lvlJc w:val="left"/>
+      <w:pPr>
+        <w:tabs>
+          <w:tab w:val="num" w:pos="1440"/>
+        </w:tabs>
+        <w:ind w:left="1440" w:hanging="360"/>
+      </w:pPr>
+    </w:lvl>
+    <w:lvl w:ilvl="2" w:tentative="1">
+      <w:start w:val="1"/>
+      <w:numFmt w:val="decimal"/>
+      <w:lvlText w:val="%3."/>
+      <w:lvlJc w:val="left"/>
+      <w:pPr>
+        <w:tabs>
+          <w:tab w:val="num" w:pos="2160"/>
+        </w:tabs>
+        <w:ind w:left="2160" w:hanging="360"/>
+      </w:pPr>
+    </w:lvl>
+    <w:lvl w:ilvl="3" w:tentative="1">
+      <w:start w:val="1"/>
+      <w:numFmt w:val="decimal"/>
+      <w:lvlText w:val="%4."/>
+      <w:lvlJc w:val="left"/>
+      <w:pPr>
+        <w:tabs>
+          <w:tab w:val="num" w:pos="2880"/>
+        </w:tabs>
+        <w:ind w:left="2880" w:hanging="360"/>
+      </w:pPr>
+    </w:lvl>
+    <w:lvl w:ilvl="4" w:tentative="1">
+      <w:start w:val="1"/>
+      <w:numFmt w:val="decimal"/>
+      <w:lvlText w:val="%5."/>
+      <w:lvlJc w:val="left"/>
+      <w:pPr>
+        <w:tabs>
+          <w:tab w:val="num" w:pos="3600"/>
+        </w:tabs>
+        <w:ind w:left="3600" w:hanging="360"/>
+      </w:pPr>
+    </w:lvl>
+    <w:lvl w:ilvl="5" w:tentative="1">
+      <w:start w:val="1"/>
+      <w:numFmt w:val="decimal"/>
+      <w:lvlText w:val="%6."/>
+      <w:lvlJc w:val="left"/>
+      <w:pPr>
+        <w:tabs>
+          <w:tab w:val="num" w:pos="4320"/>
+        </w:tabs>
+        <w:ind w:left="4320" w:hanging="360"/>
+      </w:pPr>
+    </w:lvl>
+    <w:lvl w:ilvl="6" w:tentative="1">
+      <w:start w:val="1"/>
+      <w:numFmt w:val="decimal"/>
+      <w:lvlText w:val="%7."/>
+      <w:lvlJc w:val="left"/>
+      <w:pPr>
+        <w:tabs>
+          <w:tab w:val="num" w:pos="5040"/>
+        </w:tabs>
+        <w:ind w:left="5040" w:hanging="360"/>
+      </w:pPr>
+    </w:lvl>
+    <w:lvl w:ilvl="7" w:tentative="1">
+      <w:start w:val="1"/>
+      <w:numFmt w:val="decimal"/>
+      <w:lvlText w:val="%8."/>
+      <w:lvlJc w:val="left"/>
+      <w:pPr>
+        <w:tabs>
+          <w:tab w:val="num" w:pos="5760"/>
+        </w:tabs>
+        <w:ind w:left="5760" w:hanging="360"/>
+      </w:pPr>
+    </w:lvl>
+    <w:lvl w:ilvl="8" w:tentative="1">
+      <w:start w:val="1"/>
+      <w:numFmt w:val="decimal"/>
+      <w:lvlText w:val="%9."/>
+      <w:lvlJc w:val="left"/>
+      <w:pPr>
+        <w:tabs>
+          <w:tab w:val="num" w:pos="6480"/>
+        </w:tabs>
+        <w:ind w:left="6480" w:hanging="360"/>
+      </w:pPr>
+    </w:lvl>
+  </w:abstractNum>
+  <w:abstractNum w:abstractNumId="4" w15:restartNumberingAfterBreak="0">
+    <w:nsid w:val="481D4383"/>
+    <w:multiLevelType w:val="hybridMultilevel"/>
+    <w:tmpl w:val="889C73C8"/>
+    <w:lvl w:ilvl="0" w:tplc="0409000F">
+      <w:start w:val="1"/>
+      <w:numFmt w:val="decimal"/>
+      <w:lvlText w:val="%1."/>
+      <w:lvlJc w:val="left"/>
+      <w:pPr>
+        <w:ind w:left="720" w:hanging="360"/>
+      </w:pPr>
+    </w:lvl>
+    <w:lvl w:ilvl="1" w:tplc="04090019">
+      <w:start w:val="1"/>
+      <w:numFmt w:val="lowerLetter"/>
+      <w:lvlText w:val="%2."/>
+      <w:lvlJc w:val="left"/>
+      <w:pPr>
+        <w:ind w:left="1440" w:hanging="360"/>
+      </w:pPr>
+    </w:lvl>
+    <w:lvl w:ilvl="2" w:tplc="0409001B" w:tentative="1">
+      <w:start w:val="1"/>
+      <w:numFmt w:val="lowerRoman"/>
+      <w:lvlText w:val="%3."/>
+      <w:lvlJc w:val="right"/>
+      <w:pPr>
+        <w:ind w:left="2160" w:hanging="180"/>
+      </w:pPr>
+    </w:lvl>
+    <w:lvl w:ilvl="3" w:tplc="0409000F" w:tentative="1">
+      <w:start w:val="1"/>
+      <w:numFmt w:val="decimal"/>
+      <w:lvlText w:val="%4."/>
+      <w:lvlJc w:val="left"/>
+      <w:pPr>
+        <w:ind w:left="2880" w:hanging="360"/>
+      </w:pPr>
+    </w:lvl>
+    <w:lvl w:ilvl="4" w:tplc="04090019" w:tentative="1">
+      <w:start w:val="1"/>
+      <w:numFmt w:val="lowerLetter"/>
+      <w:lvlText w:val="%5."/>
+      <w:lvlJc w:val="left"/>
+      <w:pPr>
+        <w:ind w:left="3600" w:hanging="360"/>
+      </w:pPr>
+    </w:lvl>
+    <w:lvl w:ilvl="5" w:tplc="0409001B" w:tentative="1">
+      <w:start w:val="1"/>
+      <w:numFmt w:val="lowerRoman"/>
+      <w:lvlText w:val="%6."/>
+      <w:lvlJc w:val="right"/>
+      <w:pPr>
+        <w:ind w:left="4320" w:hanging="180"/>
+      </w:pPr>
+    </w:lvl>
+    <w:lvl w:ilvl="6" w:tplc="0409000F" w:tentative="1">
+      <w:start w:val="1"/>
+      <w:numFmt w:val="decimal"/>
+      <w:lvlText w:val="%7."/>
+      <w:lvlJc w:val="left"/>
+      <w:pPr>
+        <w:ind w:left="5040" w:hanging="360"/>
+      </w:pPr>
+    </w:lvl>
+    <w:lvl w:ilvl="7" w:tplc="04090019" w:tentative="1">
+      <w:start w:val="1"/>
+      <w:numFmt w:val="lowerLetter"/>
+      <w:lvlText w:val="%8."/>
+      <w:lvlJc w:val="left"/>
+      <w:pPr>
+        <w:ind w:left="5760" w:hanging="360"/>
+      </w:pPr>
+    </w:lvl>
+    <w:lvl w:ilvl="8" w:tplc="0409001B" w:tentative="1">
+      <w:start w:val="1"/>
+      <w:numFmt w:val="lowerRoman"/>
+      <w:lvlText w:val="%9."/>
+      <w:lvlJc w:val="right"/>
+      <w:pPr>
+        <w:ind w:left="6480" w:hanging="180"/>
+      </w:pPr>
+    </w:lvl>
+  </w:abstractNum>
+  <w:abstractNum w:abstractNumId="5" w15:restartNumberingAfterBreak="0">
+    <w:nsid w:val="4F8568FE"/>
+    <w:multiLevelType w:val="hybridMultilevel"/>
+    <w:tmpl w:val="6A9658E6"/>
+    <w:lvl w:ilvl="0" w:tplc="0409000F">
+      <w:start w:val="1"/>
+      <w:numFmt w:val="decimal"/>
+      <w:lvlText w:val="%1."/>
+      <w:lvlJc w:val="left"/>
+      <w:pPr>
+        <w:ind w:left="720" w:hanging="360"/>
+      </w:pPr>
+    </w:lvl>
+    <w:lvl w:ilvl="1" w:tplc="04090019" w:tentative="1">
+      <w:start w:val="1"/>
+      <w:numFmt w:val="lowerLetter"/>
+      <w:lvlText w:val="%2."/>
+      <w:lvlJc w:val="left"/>
+      <w:pPr>
+        <w:ind w:left="1440" w:hanging="360"/>
+      </w:pPr>
+    </w:lvl>
+    <w:lvl w:ilvl="2" w:tplc="0409001B" w:tentative="1">
+      <w:start w:val="1"/>
+      <w:numFmt w:val="lowerRoman"/>
+      <w:lvlText w:val="%3."/>
+      <w:lvlJc w:val="right"/>
+      <w:pPr>
+        <w:ind w:left="2160" w:hanging="180"/>
+      </w:pPr>
+    </w:lvl>
+    <w:lvl w:ilvl="3" w:tplc="0409000F" w:tentative="1">
+      <w:start w:val="1"/>
+      <w:numFmt w:val="decimal"/>
+      <w:lvlText w:val="%4."/>
+      <w:lvlJc w:val="left"/>
+      <w:pPr>
+        <w:ind w:left="2880" w:hanging="360"/>
+      </w:pPr>
+    </w:lvl>
+    <w:lvl w:ilvl="4" w:tplc="04090019" w:tentative="1">
+      <w:start w:val="1"/>
+      <w:numFmt w:val="lowerLetter"/>
+      <w:lvlText w:val="%5."/>
+      <w:lvlJc w:val="left"/>
+      <w:pPr>
+        <w:ind w:left="3600" w:hanging="360"/>
+      </w:pPr>
+    </w:lvl>
+    <w:lvl w:ilvl="5" w:tplc="0409001B" w:tentative="1">
+      <w:start w:val="1"/>
+      <w:numFmt w:val="lowerRoman"/>
+      <w:lvlText w:val="%6."/>
+      <w:lvlJc w:val="right"/>
+      <w:pPr>
+        <w:ind w:left="4320" w:hanging="180"/>
+      </w:pPr>
+    </w:lvl>
+    <w:lvl w:ilvl="6" w:tplc="0409000F" w:tentative="1">
+      <w:start w:val="1"/>
+      <w:numFmt w:val="decimal"/>
+      <w:lvlText w:val="%7."/>
+      <w:lvlJc w:val="left"/>
+      <w:pPr>
+        <w:ind w:left="5040" w:hanging="360"/>
+      </w:pPr>
+    </w:lvl>
+    <w:lvl w:ilvl="7" w:tplc="04090019" w:tentative="1">
+      <w:start w:val="1"/>
+      <w:numFmt w:val="lowerLetter"/>
+      <w:lvlText w:val="%8."/>
+      <w:lvlJc w:val="left"/>
+      <w:pPr>
+        <w:ind w:left="5760" w:hanging="360"/>
+      </w:pPr>
+    </w:lvl>
+    <w:lvl w:ilvl="8" w:tplc="0409001B" w:tentative="1">
+      <w:start w:val="1"/>
+      <w:numFmt w:val="lowerRoman"/>
+      <w:lvlText w:val="%9."/>
+      <w:lvlJc w:val="right"/>
+      <w:pPr>
+        <w:ind w:left="6480" w:hanging="180"/>
+      </w:pPr>
+    </w:lvl>
+  </w:abstractNum>
   <w:num w:numId="1" w16cid:durableId="714621900">
     <w:abstractNumId w:val="0"/>
   </w:num>
   <w:num w:numId="2" w16cid:durableId="569120714">
     <w:abstractNumId w:val="1"/>
+  </w:num>
+  <w:num w:numId="3" w16cid:durableId="1537541181">
+    <w:abstractNumId w:val="3"/>
+  </w:num>
+  <w:num w:numId="4" w16cid:durableId="1011369892">
+    <w:abstractNumId w:val="2"/>
+  </w:num>
+  <w:num w:numId="5" w16cid:durableId="190383882">
+    <w:abstractNumId w:val="4"/>
+  </w:num>
+  <w:num w:numId="6" w16cid:durableId="1949385443">
+    <w:abstractNumId w:val="5"/>
   </w:num>
 </w:numbering>
 </file>
@@ -9869,6 +9914,7 @@
   <w:style w:type="character" w:default="1" w:styleId="DefaultParagraphFont">
     <w:name w:val="Default Paragraph Font"/>
     <w:uiPriority w:val="1"/>
+    <w:semiHidden/>
     <w:unhideWhenUsed/>
   </w:style>
   <w:style w:type="table" w:default="1" w:styleId="TableNormal">
